--- a/TestingBaba.docx
+++ b/TestingBaba.docx
@@ -135,11 +135,17 @@
     <w:p>
       <w:pPr>
         <w:pStyle w:val="NormalWeb"/>
+        <w:tabs>
+          <w:tab w:val="left" w:pos="3585"/>
+        </w:tabs>
       </w:pPr>
       <w:r>
         <w:t>1. Requirment gathering </w:t>
       </w:r>
       <w:r>
+        <w:tab/>
+      </w:r>
+      <w:r>
         <w:br/>
         <w:t>2. Desigining phase </w:t>
       </w:r>
@@ -163,9 +169,15 @@
     <w:p>
       <w:pPr>
         <w:pStyle w:val="NormalWeb"/>
+        <w:tabs>
+          <w:tab w:val="center" w:pos="4680"/>
+        </w:tabs>
       </w:pPr>
       <w:r>
         <w:t> </w:t>
+      </w:r>
+      <w:r>
+        <w:tab/>
       </w:r>
     </w:p>
     <w:p>
@@ -215,9 +227,15 @@
     <w:p>
       <w:pPr>
         <w:pStyle w:val="NormalWeb"/>
+        <w:tabs>
+          <w:tab w:val="left" w:pos="945"/>
+        </w:tabs>
       </w:pPr>
       <w:r>
         <w:t> </w:t>
+      </w:r>
+      <w:r>
+        <w:tab/>
       </w:r>
     </w:p>
     <w:p>
@@ -980,7 +998,7 @@
 </file>
 
 <file path=customXml/itemProps1.xml><?xml version="1.0" encoding="utf-8"?>
-<ds:datastoreItem xmlns:ds="http://schemas.openxmlformats.org/officeDocument/2006/customXml" ds:itemID="{913274E4-D219-4635-A4FB-3281A796936C}">
+<ds:datastoreItem xmlns:ds="http://schemas.openxmlformats.org/officeDocument/2006/customXml" ds:itemID="{F528045E-E85D-4923-A19E-C86620D05ECD}">
   <ds:schemaRefs>
     <ds:schemaRef ds:uri="http://schemas.openxmlformats.org/officeDocument/2006/bibliography"/>
   </ds:schemaRefs>
